--- a/fuentes/CF_04_33130242.docx
+++ b/fuentes/CF_04_33130242.docx
@@ -10763,7 +10763,7 @@
         </w:rPr>
       </w:pPr>
     </w:p>
-    <w:p>
+    <w:p w14:noSpellErr="1">
       <w:pPr>
         <w:widowControl w:val="0"/>
         <w:ind w:left="1020" w:firstLine="20"/>
@@ -10785,7 +10785,6 @@
         </w:rPr>
         <w:t xml:space="preserve">Nota: como esta es una elaboración personal, se pone el </w:t>
       </w:r>
-      <w:commentRangeStart w:id="22"/>
       <w:r>
         <w:rPr>
           <w:rFonts w:eastAsia="Calibri"/>
@@ -10796,13 +10795,6 @@
         </w:rPr>
         <w:t>editable</w:t>
       </w:r>
-      <w:commentRangeEnd w:id="22"/>
-      <w:r>
-        <w:rPr>
-          <w:rStyle w:val="Refdecomentario"/>
-        </w:rPr>
-        <w:commentReference w:id="22"/>
-      </w:r>
       <w:r>
         <w:rPr>
           <w:rFonts w:eastAsia="Calibri"/>
@@ -10813,7 +10805,7 @@
         </w:rPr>
         <w:t xml:space="preserve">: </w:t>
       </w:r>
-      <w:hyperlink r:id="rId28">
+      <w:hyperlink r:id="Rf42ad20e2efb461c">
         <w:r>
           <w:rPr>
             <w:rStyle w:val="Hipervnculo"/>
@@ -10931,7 +10923,7 @@
         <w:commentReference w:id="23"/>
       </w:r>
     </w:p>
-    <w:p>
+    <w:p w14:noSpellErr="1">
       <w:pPr>
         <w:widowControl w:val="0"/>
         <w:ind w:left="1020" w:firstLine="20"/>
@@ -10943,14 +10935,6 @@
           <w:lang w:val="es-ES" w:eastAsia="es-ES" w:bidi="es-ES"/>
         </w:rPr>
       </w:pPr>
-      <w:commentRangeStart w:id="24"/>
-      <w:commentRangeEnd w:id="24"/>
-      <w:r>
-        <w:rPr>
-          <w:rStyle w:val="Refdecomentario"/>
-        </w:rPr>
-        <w:commentReference w:id="24"/>
-      </w:r>
     </w:p>
     <w:p>
       <w:pPr>
@@ -11166,7 +11150,7 @@
         </w:rPr>
       </w:pPr>
     </w:p>
-    <w:p>
+    <w:p w14:noSpellErr="1">
       <w:pPr>
         <w:widowControl w:val="0"/>
         <w:ind w:left="1020" w:firstLine="20"/>
@@ -11188,7 +11172,6 @@
         </w:rPr>
         <w:t xml:space="preserve">Nota: como es una elaboración personal, el editable está a </w:t>
       </w:r>
-      <w:commentRangeStart w:id="26"/>
       <w:r>
         <w:rPr>
           <w:rFonts w:eastAsia="Calibri"/>
@@ -11199,13 +11182,6 @@
         </w:rPr>
         <w:t>continuación</w:t>
       </w:r>
-      <w:commentRangeEnd w:id="26"/>
-      <w:r>
-        <w:rPr>
-          <w:rStyle w:val="Refdecomentario"/>
-        </w:rPr>
-        <w:commentReference w:id="26"/>
-      </w:r>
       <w:r>
         <w:rPr>
           <w:rFonts w:eastAsia="Calibri"/>
@@ -11216,7 +11192,7 @@
         </w:rPr>
         <w:t xml:space="preserve">: </w:t>
       </w:r>
-      <w:hyperlink r:id="rId32">
+      <w:hyperlink r:id="Rde839742e2034a75">
         <w:r>
           <w:rPr>
             <w:rStyle w:val="Hipervnculo"/>
@@ -14219,7 +14195,7 @@
         </w:rPr>
         <w:t xml:space="preserve"> </w:t>
       </w:r>
-      <w:hyperlink r:id="Rffe9f519cc9942d7">
+      <w:hyperlink r:id="R55aaf3327d7e48c9">
         <w:r>
           <w:rPr>
             <w:rStyle w:val="Hipervnculo"/>
@@ -14277,7 +14253,7 @@
         </w:rPr>
         <w:t xml:space="preserve">. Diario Oficial No. 51.057. </w:t>
       </w:r>
-      <w:hyperlink r:id="R9027522363814b0b">
+      <w:hyperlink r:id="R45638534d6a1498c">
         <w:r>
           <w:rPr>
             <w:rStyle w:val="Hipervnculo"/>
@@ -16410,7 +16386,7 @@
       </w:r>
     </w:p>
   </w:comment>
-  <w:comment w:initials="LP" w:author="Lina Marcela Perez Machego" w:date="2025-10-28T08:54:00Z" w:id="22">
+  <w:comment w:initials="LP" w:author="Lina Marcela Perez Machego" w:date="2025-10-28T08:55:00Z" w:id="23">
     <w:p>
       <w:pPr>
         <w:pStyle w:val="Textocomentario"/>
@@ -16422,30 +16398,20 @@
         <w:annotationRef/>
       </w:r>
       <w:r>
-        <w:t xml:space="preserve">Texto alternativo de la imagen: </w:t>
+        <w:t>Los textos son:</w:t>
       </w:r>
     </w:p>
     <w:p>
       <w:pPr>
         <w:pStyle w:val="Textocomentario"/>
       </w:pPr>
-      <w:r>
-        <w:t>La imagen presenta varios elementos:</w:t>
-      </w:r>
     </w:p>
     <w:p>
       <w:pPr>
         <w:pStyle w:val="Textocomentario"/>
       </w:pPr>
       <w:r>
-        <w:rPr>
-          <w:b/>
-          <w:bCs/>
-        </w:rPr>
-        <w:t>Texto informativo:</w:t>
-      </w:r>
-      <w:r>
-        <w:t> A la izquierda, hay un recuadro con texto. Describe la situación de María, una mujer de 82 años, sorda y pensionada, que ha entrado en un estado depresivo tras el fallecimiento de su hermano, de quien dependía. Su única red de apoyo es Carlina, una vecina de 85 años que está muy enferma.</w:t>
+        <w:t>Hombre: ¿Y qué harás en ese caso?</w:t>
       </w:r>
     </w:p>
     <w:p>
@@ -16453,223 +16419,49 @@
         <w:pStyle w:val="Textocomentario"/>
       </w:pPr>
       <w:r>
-        <w:rPr>
-          <w:b/>
-          <w:bCs/>
-        </w:rPr>
-        <w:t>Personas en conversación:</w:t>
-      </w:r>
-      <w:r>
-        <w:t> En el centro y a la derecha, se ven dos personas en un diálogo. Una mujer joven, con el pelo corto y vestida con una camiseta a rayas y una falda naranja, sostiene una taza de café y gesticula con la mano mientras sonríe. Frente a ella, un hombre con una camisa azul de manga larga y pantalones caqui también sonríe y gesticula con sus manos.</w:t>
+        <w:t>¿Cómo harías la valoración de apoyos?</w:t>
       </w:r>
     </w:p>
     <w:p>
       <w:pPr>
         <w:pStyle w:val="Textocomentario"/>
       </w:pPr>
-      <w:r>
-        <w:rPr>
-          <w:b/>
-          <w:bCs/>
-        </w:rPr>
-        <w:t>Globos de diálogo:</w:t>
-      </w:r>
-      <w:r>
-        <w:t> Sobre las personas, hay dos globos de diálogo. El de la mujer contiene la frase "Claro que sí, te comento", mientras que el del hombre pregunta "¿Podrías recordar un ejemplo relacionado con la valoración de apoyos?".</w:t>
-      </w:r>
     </w:p>
     <w:p>
       <w:pPr>
         <w:pStyle w:val="Textocomentario"/>
       </w:pPr>
       <w:r>
-        <w:rPr>
-          <w:b/>
-          <w:bCs/>
-        </w:rPr>
-        <w:t>Atmosfera y estado de ánimo:</w:t>
-      </w:r>
-      <w:r>
-        <w:t> A pesar del difícil contexto que describe el texto sobre María, la imagen general transmite una atmósfera positiva y colaborativa. La conversación entre las dos personas parece ser amigable y enfocada en encontrar soluciones o ejemplos relacionados con la valoración de apoyos. Las expresiones sonrientes de ambos personajes sugieren un estado de ánimo optimista y dispuesto a ayudar.</w:t>
+        <w:t xml:space="preserve">Mujer: Te cuento lo siguiente: </w:t>
       </w:r>
     </w:p>
     <w:p>
       <w:pPr>
         <w:pStyle w:val="Textocomentario"/>
       </w:pPr>
-      <w:r>
-        <w:t>En general, la imagen combina una descripción de una situación desafiante con una representación visual de personas que buscan activamente formas de abordar y mejorar esa situación.</w:t>
-      </w:r>
-    </w:p>
-  </w:comment>
-  <w:comment w:initials="LP" w:author="Lina Marcela Perez Machego" w:date="2025-10-28T08:55:00Z" w:id="23">
+    </w:p>
     <w:p>
       <w:pPr>
         <w:pStyle w:val="Textocomentario"/>
       </w:pPr>
       <w:r>
-        <w:rPr>
-          <w:rStyle w:val="Refdecomentario"/>
-        </w:rPr>
-        <w:annotationRef/>
-      </w:r>
-      <w:r>
-        <w:t>Los textos son:</w:t>
+        <w:t>Anteriormente se nos ha explicado que las personas que facilitamos la valoración de apoyos, tenemos una serie de herramientas que pueden ser: tecnológicas, pedagógicas, comunicativas, escritas, verbales, gráficas y de acercamiento, que es importante considerar.</w:t>
       </w:r>
     </w:p>
     <w:p>
       <w:pPr>
         <w:pStyle w:val="Textocomentario"/>
       </w:pPr>
+      <w:r>
+        <w:t>En este caso, es importante tener en cuenta que estamos ante una discapacidad múltiple, pues hay discapacidad física, auditiva y psicosocial, ello exige revisar para esta situación concreta, cuáles son los ajustes razonables para María y evaluar las formas de acercamiento, para lograr establecer la comunicación.</w:t>
+      </w:r>
     </w:p>
     <w:p>
       <w:pPr>
         <w:pStyle w:val="Textocomentario"/>
       </w:pPr>
       <w:r>
-        <w:t>Hombre: ¿Y qué harás en ese caso?</w:t>
-      </w:r>
-    </w:p>
-    <w:p>
-      <w:pPr>
-        <w:pStyle w:val="Textocomentario"/>
-      </w:pPr>
-      <w:r>
-        <w:t>¿Cómo harías la valoración de apoyos?</w:t>
-      </w:r>
-    </w:p>
-    <w:p>
-      <w:pPr>
-        <w:pStyle w:val="Textocomentario"/>
-      </w:pPr>
-    </w:p>
-    <w:p>
-      <w:pPr>
-        <w:pStyle w:val="Textocomentario"/>
-      </w:pPr>
-      <w:r>
-        <w:t xml:space="preserve">Mujer: Te cuento lo siguiente: </w:t>
-      </w:r>
-    </w:p>
-    <w:p>
-      <w:pPr>
-        <w:pStyle w:val="Textocomentario"/>
-      </w:pPr>
-    </w:p>
-    <w:p>
-      <w:pPr>
-        <w:pStyle w:val="Textocomentario"/>
-      </w:pPr>
-      <w:r>
-        <w:t>Anteriormente se nos ha explicado que las personas que facilitamos la valoración de apoyos, tenemos una serie de herramientas que pueden ser: tecnológicas, pedagógicas, comunicativas, escritas, verbales, gráficas y de acercamiento, que es importante considerar.</w:t>
-      </w:r>
-    </w:p>
-    <w:p>
-      <w:pPr>
-        <w:pStyle w:val="Textocomentario"/>
-      </w:pPr>
-      <w:r>
-        <w:t>En este caso, es importante tener en cuenta que estamos ante una discapacidad múltiple, pues hay discapacidad física, auditiva y psicosocial, ello exige revisar para esta situación concreta, cuáles son los ajustes razonables para María y evaluar las formas de acercamiento, para lograr establecer la comunicación.</w:t>
-      </w:r>
-    </w:p>
-    <w:p>
-      <w:pPr>
-        <w:pStyle w:val="Textocomentario"/>
-      </w:pPr>
-      <w:r>
         <w:t>Invito a las personas participantes del curso, para que desde su experiencia, puedan plantear cómo harían el acercamiento y qué ajustes razonables harían, planteando el contraste con los recursos sugeridos en la caja de herramientas.</w:t>
-      </w:r>
-    </w:p>
-  </w:comment>
-  <w:comment w:initials="LP" w:author="Lina Marcela Perez Machego" w:date="2025-10-28T08:55:00Z" w:id="24">
-    <w:p>
-      <w:pPr>
-        <w:pStyle w:val="Textocomentario"/>
-      </w:pPr>
-      <w:r>
-        <w:rPr>
-          <w:rStyle w:val="Refdecomentario"/>
-        </w:rPr>
-        <w:annotationRef/>
-      </w:r>
-      <w:r>
-        <w:t>Texto alternativo de la imagen:</w:t>
-      </w:r>
-    </w:p>
-    <w:p>
-      <w:pPr>
-        <w:pStyle w:val="Textocomentario"/>
-      </w:pPr>
-      <w:r>
-        <w:t>En la imagen se observa:</w:t>
-      </w:r>
-    </w:p>
-    <w:p>
-      <w:pPr>
-        <w:pStyle w:val="Textocomentario"/>
-      </w:pPr>
-      <w:r>
-        <w:rPr>
-          <w:b/>
-          <w:bCs/>
-        </w:rPr>
-        <w:t>Personas:</w:t>
-      </w:r>
-      <w:r>
-        <w:t> Dos individuos ilustrados, un hombre y una mujer, interactúan a través de globos de diálogo. La mujer sostiene un vaso de café y luce una expresión sonriente y amable. El hombre parece estar haciendo una pregunta o solicitando consejo, mostrando una actitud reflexiva.</w:t>
-      </w:r>
-    </w:p>
-    <w:p>
-      <w:pPr>
-        <w:pStyle w:val="Textocomentario"/>
-      </w:pPr>
-      <w:r>
-        <w:rPr>
-          <w:b/>
-          <w:bCs/>
-        </w:rPr>
-        <w:t>Globos de diálogo:</w:t>
-      </w:r>
-      <w:r>
-        <w:t> Dos globos de diálogo flotan sobre las cabezas de los personajes. Uno, de color verde, contiene la pregunta "¿Y qué harás en ese caso? ¿Cómo harías la valoración de apoyos?". El otro, de color rosa, dice "Te cuento lo siguiente:".</w:t>
-      </w:r>
-    </w:p>
-    <w:p>
-      <w:pPr>
-        <w:pStyle w:val="Textocomentario"/>
-      </w:pPr>
-      <w:r>
-        <w:rPr>
-          <w:b/>
-          <w:bCs/>
-        </w:rPr>
-        <w:t>Texto:</w:t>
-      </w:r>
-      <w:r>
-        <w:t> Un fragmento de texto más extenso se presenta en el lado izquierdo de la imagen, posiblemente un extracto de material didáctico de un curso o taller. Este texto introduce la importancia de considerar diversas herramientas (tecnológicas, pedagógicas, comunicativas, etc.) al facilitar la valoración de apoyos, especialmente en casos de discapacidad múltiple (física, auditiva y psicosocial). Además, invita a los participantes del curso a compartir sus experiencias y plantear ajustes razonables.</w:t>
-      </w:r>
-    </w:p>
-    <w:p>
-      <w:pPr>
-        <w:pStyle w:val="Textocomentario"/>
-      </w:pPr>
-      <w:r>
-        <w:rPr>
-          <w:b/>
-          <w:bCs/>
-        </w:rPr>
-        <w:t>Estilo de ilustración:</w:t>
-      </w:r>
-      <w:r>
-        <w:t> La imagen tiene un estilo de ilustración moderno y limpio, con colores suaves y líneas sencillas, lo que le da un aspecto amigable y accesible.</w:t>
-      </w:r>
-    </w:p>
-    <w:p>
-      <w:pPr>
-        <w:pStyle w:val="Textocomentario"/>
-      </w:pPr>
-      <w:r>
-        <w:t>La atmósfera general de la imagen es de diálogo, aprendizaje y reflexión sobre cómo abordar situaciones complejas relacionadas con la valoración de apoyos en personas con discapacidad. El estado de ánimo es positivo y alentador, fomentando la participación y el intercambio de ideas.</w:t>
       </w:r>
     </w:p>
   </w:comment>
@@ -16845,38 +16637,6 @@
       </w:pPr>
       <w:r>
         <w:t>Demuestro un trato digno y respetuoso.</w:t>
-      </w:r>
-    </w:p>
-  </w:comment>
-  <w:comment w:initials="LP" w:author="Lina Marcela Perez Machego" w:date="2025-10-28T08:56:00Z" w:id="26">
-    <w:p>
-      <w:pPr>
-        <w:pStyle w:val="Textocomentario"/>
-      </w:pPr>
-      <w:r>
-        <w:rPr>
-          <w:rStyle w:val="Refdecomentario"/>
-        </w:rPr>
-        <w:annotationRef/>
-      </w:r>
-      <w:r>
-        <w:t>Texto alternativo de la imagen:</w:t>
-      </w:r>
-    </w:p>
-    <w:p>
-      <w:pPr>
-        <w:pStyle w:val="Textocomentario"/>
-      </w:pPr>
-      <w:r>
-        <w:t>La imagen muestra una conversación entre dos personas, acompañada de una lista de consideraciones para interactuar con alguien que necesita apoyo.</w:t>
-      </w:r>
-    </w:p>
-    <w:p>
-      <w:pPr>
-        <w:pStyle w:val="Textocomentario"/>
-      </w:pPr>
-      <w:r>
-        <w:t>En la imagen, se ve a una mujer joven con el pelo corto y castaño, vestida con una camiseta a rayas blancas y azules, una falda naranja y una bolsa azul colgada del hombro; ella sostiene un vaso de café y tiene una expresión alegre. Frente a ella, hay un hombre joven con una camisa azul y pantalones a rayas, ambos parecen estar en medio de una conversación amistosa. Encima de ellos, hay dos burbujas de diálogo: una verde que dice "Te cuento:" y otra rosa que pregunta "¿Qué aspectos tendrías en cuenta?". A la izquierda, se presenta una lista con viñetas que detalla aspectos a considerar para una interacción respetuosa y considerada, enfocándose en la importancia de la empatía, el respeto por la movilidad y la dignificación de la persona. La atmósfera general es positiva y educativa, promoviendo la inclusión y el entendimiento en la comunicación interpersonal.</w:t>
       </w:r>
     </w:p>
   </w:comment>
@@ -17053,11 +16813,8 @@
   <w15:commentEx w15:done="0" w15:paraId="5FA97C79"/>
   <w15:commentEx w15:done="0" w15:paraId="13A8AF9D"/>
   <w15:commentEx w15:done="0" w15:paraId="180DE5D2"/>
-  <w15:commentEx w15:done="0" w15:paraId="3F7F9A02"/>
   <w15:commentEx w15:done="0" w15:paraId="7513F74A"/>
-  <w15:commentEx w15:done="0" w15:paraId="5C90B145"/>
   <w15:commentEx w15:done="0" w15:paraId="58F641DC"/>
-  <w15:commentEx w15:done="0" w15:paraId="269BBF4A"/>
   <w15:commentEx w15:done="0" w15:paraId="7C9D84C5"/>
   <w15:commentEx w15:done="0" w15:paraId="7EE1E40B"/>
   <w15:commentEx w15:done="0" w15:paraId="75193ABB"/>
@@ -17088,15 +16845,12 @@
   <w16cex:commentExtensible w16cex:durableId="7075BBB9" w16cex:dateUtc="2025-10-28T14:08:00Z"/>
   <w16cex:commentExtensible w16cex:durableId="3B6B29BB" w16cex:dateUtc="2025-10-28T13:33:00Z"/>
   <w16cex:commentExtensible w16cex:durableId="5676D0EE" w16cex:dateUtc="2025-10-28T13:54:00Z"/>
-  <w16cex:commentExtensible w16cex:durableId="67841F91" w16cex:dateUtc="2025-10-28T13:54:00Z"/>
   <w16cex:commentExtensible w16cex:durableId="3481EEEB" w16cex:dateUtc="2025-10-28T13:55:00Z"/>
-  <w16cex:commentExtensible w16cex:durableId="68C2C682" w16cex:dateUtc="2025-10-28T13:55:00Z"/>
   <w16cex:commentExtensible w16cex:durableId="6B8494D8" w16cex:dateUtc="2025-10-28T13:55:00Z"/>
-  <w16cex:commentExtensible w16cex:durableId="05B09720" w16cex:dateUtc="2025-10-28T13:56:00Z"/>
+  <w16cex:commentExtensible w16cex:durableId="22C13696" w16cex:dateUtc="2025-11-25T12:49:18.475Z"/>
   <w16cex:commentExtensible w16cex:durableId="1CF91678" w16cex:dateUtc="2025-10-28T14:08:00Z"/>
   <w16cex:commentExtensible w16cex:durableId="6AF9FE54" w16cex:dateUtc="2025-10-31T17:24:13.596Z"/>
   <w16cex:commentExtensible w16cex:durableId="3ECE451D" w16cex:dateUtc="2025-10-31T17:25:14.486Z"/>
-  <w16cex:commentExtensible w16cex:durableId="22C13696" w16cex:dateUtc="2025-11-25T12:49:18.475Z"/>
 </w16cex:commentsExtensible>
 </file>
 
@@ -17123,11 +16877,8 @@
   <w16cid:commentId w16cid:paraId="5FA97C79" w16cid:durableId="7075BBB9"/>
   <w16cid:commentId w16cid:paraId="13A8AF9D" w16cid:durableId="3B6B29BB"/>
   <w16cid:commentId w16cid:paraId="180DE5D2" w16cid:durableId="5676D0EE"/>
-  <w16cid:commentId w16cid:paraId="3F7F9A02" w16cid:durableId="67841F91"/>
   <w16cid:commentId w16cid:paraId="7513F74A" w16cid:durableId="3481EEEB"/>
-  <w16cid:commentId w16cid:paraId="5C90B145" w16cid:durableId="68C2C682"/>
   <w16cid:commentId w16cid:paraId="58F641DC" w16cid:durableId="6B8494D8"/>
-  <w16cid:commentId w16cid:paraId="269BBF4A" w16cid:durableId="05B09720"/>
   <w16cid:commentId w16cid:paraId="7C9D84C5" w16cid:durableId="1CF91678"/>
   <w16cid:commentId w16cid:paraId="7EE1E40B" w16cid:durableId="6AF9FE54"/>
   <w16cid:commentId w16cid:paraId="75193ABB" w16cid:durableId="3ECE451D"/>
